--- a/testakten/insolvenzplan-starug-planwerkstatt-metallbau-hansa/12_gestaltender_teil_klauselideen.docx
+++ b/testakten/insolvenzplan-starug-planwerkstatt-metallbau-hansa/12_gestaltender_teil_klauselideen.docx
@@ -5,94 +5,144 @@
     <w:p>
       <w:pPr>
         <w:pStyle w:val="Heading1"/>
+        <w:spacing w:after="160" w:line="259" w:lineRule="auto"/>
       </w:pPr>
       <w:r>
         <w:rPr>
           <w:rFonts w:ascii="Times New Roman" w:hAnsi="Times New Roman"/>
+          <w:b/>
+          <w:sz w:val="28"/>
         </w:rPr>
         <w:t>Gestaltender Teil – Klauselideen und Entwurf</w:t>
       </w:r>
     </w:p>
     <w:p>
       <w:pPr>
+        <w:spacing w:before="120" w:after="60" w:line="259" w:lineRule="auto"/>
         <w:jc w:val="left"/>
       </w:pPr>
       <w:r>
         <w:rPr>
-          <w:b/>
+          <w:rFonts w:ascii="Times New Roman" w:hAnsi="Times New Roman"/>
+          <w:b w:val="0"/>
+          <w:i w:val="0"/>
+          <w:sz w:val="22"/>
         </w:rPr>
         <w:t>Aktenzeichen:</w:t>
       </w:r>
       <w:r>
+        <w:rPr>
+          <w:rFonts w:ascii="Times New Roman" w:hAnsi="Times New Roman"/>
+          <w:b w:val="0"/>
+          <w:i w:val="0"/>
+          <w:sz w:val="22"/>
+        </w:rPr>
         <w:t xml:space="preserve"> MH-2026-001</w:t>
       </w:r>
     </w:p>
     <w:p>
       <w:pPr>
+        <w:spacing w:before="120" w:after="60" w:line="259" w:lineRule="auto"/>
         <w:jc w:val="left"/>
       </w:pPr>
       <w:r>
         <w:rPr>
+          <w:rFonts w:ascii="Times New Roman" w:hAnsi="Times New Roman"/>
           <w:b/>
+          <w:sz w:val="22"/>
         </w:rPr>
         <w:t>Stand:</w:t>
       </w:r>
       <w:r>
+        <w:rPr>
+          <w:rFonts w:ascii="Times New Roman" w:hAnsi="Times New Roman"/>
+          <w:b/>
+          <w:sz w:val="22"/>
+        </w:rPr>
         <w:t xml:space="preserve"> 5. Juni 2026 (Arbeitsfassung)</w:t>
       </w:r>
     </w:p>
     <w:p>
       <w:pPr>
+        <w:spacing w:before="120" w:after="60" w:line="259" w:lineRule="auto"/>
         <w:jc w:val="left"/>
       </w:pPr>
       <w:r>
         <w:rPr>
+          <w:rFonts w:ascii="Times New Roman" w:hAnsi="Times New Roman"/>
           <w:b/>
+          <w:sz w:val="22"/>
         </w:rPr>
         <w:t>Verfasser:</w:t>
       </w:r>
       <w:r>
+        <w:rPr>
+          <w:rFonts w:ascii="Times New Roman" w:hAnsi="Times New Roman"/>
+          <w:b/>
+          <w:sz w:val="22"/>
+        </w:rPr>
         <w:t xml:space="preserve"> RA Dr. Karolin Westphal</w:t>
       </w:r>
     </w:p>
     <w:p>
       <w:pPr>
+        <w:spacing w:before="120" w:after="60" w:line="259" w:lineRule="auto"/>
         <w:jc w:val="left"/>
       </w:pPr>
       <w:r>
         <w:rPr>
+          <w:rFonts w:ascii="Times New Roman" w:hAnsi="Times New Roman"/>
           <w:b/>
+          <w:sz w:val="22"/>
         </w:rPr>
         <w:t>Rechtsgrundlage:</w:t>
       </w:r>
       <w:r>
+        <w:rPr>
+          <w:rFonts w:ascii="Times New Roman" w:hAnsi="Times New Roman"/>
+          <w:b/>
+          <w:sz w:val="22"/>
+        </w:rPr>
         <w:t xml:space="preserve"> § 221 InsO, §§ 7 ff. StaRUG</w:t>
       </w:r>
     </w:p>
-    <w:p/>
+    <w:p>
+      <w:pPr>
+        <w:spacing w:line="259" w:lineRule="auto" w:after="60"/>
+      </w:pPr>
+    </w:p>
     <w:p>
       <w:pPr>
         <w:pStyle w:val="Heading2"/>
+        <w:spacing w:before="120" w:after="60" w:line="259" w:lineRule="auto"/>
       </w:pPr>
       <w:r>
         <w:rPr>
           <w:rFonts w:ascii="Times New Roman" w:hAnsi="Times New Roman"/>
+          <w:b/>
+          <w:sz w:val="22"/>
         </w:rPr>
         <w:t>Vorbemerkung</w:t>
       </w:r>
     </w:p>
     <w:p>
       <w:pPr>
+        <w:spacing w:line="259" w:lineRule="auto" w:after="60"/>
         <w:jc w:val="left"/>
       </w:pPr>
       <w:r>
         <w:t>Der gestaltende Teil des Insolvenzplans legt nach § 221 InsO verbindlich fest, wie die Rechtsstellung der Beteiligten geändert wird. Jede Klausel muss hinreichend bestimmt sein, d.h. Betrag, Fälligkeit, Schuldner und Gläubiger müssen eindeutig benannt sein. Vage Formulierungen wie "angemessene Quote" oder "soweit verfügbar" sind unzureichend und können zur Planablehnung durch das Gericht führen (§ 231 InsO). Die nachfolgenden Klauselideen sind Entwürfe, die nach Finalisierung der Planrechnung und Vergleichsrechnung in die endgültige DOCX-Fassung überführt werden.</w:t>
       </w:r>
     </w:p>
-    <w:p/>
+    <w:p>
+      <w:pPr>
+        <w:spacing w:line="259" w:lineRule="auto" w:after="60"/>
+      </w:pPr>
+    </w:p>
     <w:p>
       <w:pPr>
         <w:pStyle w:val="Heading2"/>
+        <w:spacing w:line="259" w:lineRule="auto" w:after="60"/>
       </w:pPr>
       <w:r>
         <w:rPr>
@@ -103,6 +153,7 @@
     </w:p>
     <w:p>
       <w:pPr>
+        <w:spacing w:line="259" w:lineRule="auto" w:after="60"/>
         <w:jc w:val="left"/>
       </w:pPr>
       <w:r>
@@ -114,6 +165,7 @@
     </w:p>
     <w:p>
       <w:pPr>
+        <w:spacing w:line="259" w:lineRule="auto" w:after="60"/>
         <w:jc w:val="left"/>
       </w:pPr>
       <w:r>
@@ -122,6 +174,7 @@
     </w:p>
     <w:p>
       <w:pPr>
+        <w:spacing w:line="259" w:lineRule="auto" w:after="60"/>
         <w:jc w:val="left"/>
       </w:pPr>
       <w:r>
@@ -130,6 +183,7 @@
     </w:p>
     <w:p>
       <w:pPr>
+        <w:spacing w:line="259" w:lineRule="auto" w:after="60"/>
         <w:jc w:val="left"/>
       </w:pPr>
       <w:r>
@@ -138,6 +192,7 @@
     </w:p>
     <w:p>
       <w:pPr>
+        <w:spacing w:line="259" w:lineRule="auto" w:after="60"/>
         <w:jc w:val="left"/>
       </w:pPr>
       <w:r>
@@ -150,6 +205,7 @@
     <w:p>
       <w:pPr>
         <w:pStyle w:val="ListBullet"/>
+        <w:spacing w:line="259" w:lineRule="auto" w:after="60"/>
       </w:pPr>
       <w:r>
         <w:t>"Planbestätigung": Der Beschluss des Amtsgerichts Hamburg nach § 248 InsO.</w:t>
@@ -158,6 +214,7 @@
     <w:p>
       <w:pPr>
         <w:pStyle w:val="ListBullet"/>
+        <w:spacing w:line="259" w:lineRule="auto" w:after="60"/>
       </w:pPr>
       <w:r>
         <w:t>"Rechtskraft": Der Zeitpunkt, ab dem die Planbestätigung unanfechtbar ist.</w:t>
@@ -166,6 +223,7 @@
     <w:p>
       <w:pPr>
         <w:pStyle w:val="ListBullet"/>
+        <w:spacing w:line="259" w:lineRule="auto" w:after="60"/>
       </w:pPr>
       <w:r>
         <w:t>"Planquote": Der in diesem Plan für jede Gruppe festgelegte prozentuale Anteil an der angemeldeten und festgestellten Forderung.</w:t>
@@ -174,6 +232,7 @@
     <w:p>
       <w:pPr>
         <w:pStyle w:val="ListBullet"/>
+        <w:spacing w:line="259" w:lineRule="auto" w:after="60"/>
       </w:pPr>
       <w:r>
         <w:t>"Treuhänder": Die vom Gericht eingesetzte Person zur Überwachung und Ausschüttung (§§ 261, 260 InsO).</w:t>
@@ -182,15 +241,21 @@
     <w:p>
       <w:pPr>
         <w:pStyle w:val="ListBullet"/>
+        <w:spacing w:line="259" w:lineRule="auto" w:after="60"/>
       </w:pPr>
       <w:r>
         <w:t>"Investor-Tranche": Das Darlehen der Nordlicht Turnaround Fonds GmbH &amp; Co. KG gemäß Term Sheet vom 26. Mai 2026 in Höhe von 1.400.000 Euro.</w:t>
       </w:r>
     </w:p>
-    <w:p/>
+    <w:p>
+      <w:pPr>
+        <w:spacing w:line="259" w:lineRule="auto" w:after="60"/>
+      </w:pPr>
+    </w:p>
     <w:p>
       <w:pPr>
         <w:pStyle w:val="Heading2"/>
+        <w:spacing w:line="259" w:lineRule="auto" w:after="60"/>
       </w:pPr>
       <w:r>
         <w:rPr>
@@ -201,6 +266,7 @@
     </w:p>
     <w:p>
       <w:pPr>
+        <w:spacing w:line="259" w:lineRule="auto" w:after="60"/>
         <w:jc w:val="left"/>
       </w:pPr>
       <w:r>
@@ -212,6 +278,7 @@
     </w:p>
     <w:p>
       <w:pPr>
+        <w:spacing w:line="259" w:lineRule="auto" w:after="60"/>
         <w:jc w:val="left"/>
       </w:pPr>
       <w:r>
@@ -220,6 +287,7 @@
     </w:p>
     <w:p>
       <w:pPr>
+        <w:spacing w:line="259" w:lineRule="auto" w:after="60"/>
         <w:jc w:val="left"/>
       </w:pPr>
       <w:r>
@@ -237,6 +305,7 @@
     </w:p>
     <w:p>
       <w:pPr>
+        <w:spacing w:line="259" w:lineRule="auto" w:after="60"/>
         <w:jc w:val="left"/>
       </w:pPr>
       <w:r>
@@ -254,6 +323,7 @@
     </w:p>
     <w:p>
       <w:pPr>
+        <w:spacing w:line="259" w:lineRule="auto" w:after="60"/>
         <w:jc w:val="left"/>
       </w:pPr>
       <w:r>
@@ -280,6 +350,7 @@
     </w:p>
     <w:p>
       <w:pPr>
+        <w:spacing w:line="259" w:lineRule="auto" w:after="60"/>
         <w:jc w:val="left"/>
       </w:pPr>
       <w:r>
@@ -297,6 +368,7 @@
     </w:p>
     <w:p>
       <w:pPr>
+        <w:spacing w:line="259" w:lineRule="auto" w:after="60"/>
         <w:jc w:val="left"/>
       </w:pPr>
       <w:r>
@@ -308,6 +380,7 @@
     </w:p>
     <w:p>
       <w:pPr>
+        <w:spacing w:line="259" w:lineRule="auto" w:after="60"/>
         <w:jc w:val="left"/>
       </w:pPr>
       <w:r>
@@ -316,6 +389,7 @@
     </w:p>
     <w:p>
       <w:pPr>
+        <w:spacing w:line="259" w:lineRule="auto" w:after="60"/>
         <w:jc w:val="left"/>
       </w:pPr>
       <w:r>
@@ -331,10 +405,15 @@
         <w:t xml:space="preserve"> Die Leasingforderung vor Verfahrenseröffnung von 740.000 Euro stellt eine Insolvenzforderung dar; das Leasingobjekt selbst ist kein Insolvenzmasse-Gegenstand (§ 47 InsO). Im Plan wird vereinbart, dass die LeasingWerk GmbH die Leasingverträge zu den bisherigen Konditionen (zzgl. 6-monatiger Laufzeitverlängerung) fortführt und auf die Insolvenzforderung (740.000 Euro) eine Planquote von 50 % erhält (370.000 Euro in zwei Raten).</w:t>
       </w:r>
     </w:p>
-    <w:p/>
+    <w:p>
+      <w:pPr>
+        <w:spacing w:line="259" w:lineRule="auto" w:after="60"/>
+      </w:pPr>
+    </w:p>
     <w:p>
       <w:pPr>
         <w:pStyle w:val="Heading2"/>
+        <w:spacing w:line="259" w:lineRule="auto" w:after="60"/>
       </w:pPr>
       <w:r>
         <w:rPr>
@@ -345,6 +424,7 @@
     </w:p>
     <w:p>
       <w:pPr>
+        <w:spacing w:line="259" w:lineRule="auto" w:after="60"/>
         <w:jc w:val="left"/>
       </w:pPr>
       <w:r>
@@ -356,6 +436,7 @@
     </w:p>
     <w:p>
       <w:pPr>
+        <w:spacing w:line="259" w:lineRule="auto" w:after="60"/>
         <w:jc w:val="left"/>
       </w:pPr>
       <w:r>
@@ -373,6 +454,7 @@
     </w:p>
     <w:p>
       <w:pPr>
+        <w:spacing w:line="259" w:lineRule="auto" w:after="60"/>
         <w:jc w:val="left"/>
       </w:pPr>
       <w:r>
@@ -390,6 +472,7 @@
     </w:p>
     <w:p>
       <w:pPr>
+        <w:spacing w:line="259" w:lineRule="auto" w:after="60"/>
         <w:jc w:val="left"/>
       </w:pPr>
       <w:r>
@@ -407,6 +490,7 @@
     </w:p>
     <w:p>
       <w:pPr>
+        <w:spacing w:line="259" w:lineRule="auto" w:after="60"/>
         <w:jc w:val="left"/>
       </w:pPr>
       <w:r>
@@ -415,6 +499,7 @@
     </w:p>
     <w:p>
       <w:pPr>
+        <w:spacing w:line="259" w:lineRule="auto" w:after="60"/>
         <w:jc w:val="left"/>
       </w:pPr>
       <w:r>
@@ -426,6 +511,7 @@
     </w:p>
     <w:p>
       <w:pPr>
+        <w:spacing w:line="259" w:lineRule="auto" w:after="60"/>
         <w:jc w:val="left"/>
       </w:pPr>
       <w:r>
@@ -434,16 +520,22 @@
     </w:p>
     <w:p>
       <w:pPr>
+        <w:spacing w:line="259" w:lineRule="auto" w:after="60"/>
         <w:jc w:val="left"/>
       </w:pPr>
       <w:r>
         <w:t>(2) Im Rahmen des Plans einigen sich die Schuldnerin und der Stahlhandel Küste GmbH auf eine Gesamtlösung: Die im Lager befindlichen Materialien (Inventarliste Stand 30. April 2026, Anlage 5) werden zum Zeitwert von 480.000 Euro von der Schuldnerin übernommen und innerhalb von 90 Tagen nach Rechtskraft aus der Investor-Tranche beglichen. Die Restforderung (130.000 Euro) nimmt an der Planquote Gruppe 2 teil.</w:t>
       </w:r>
     </w:p>
-    <w:p/>
+    <w:p>
+      <w:pPr>
+        <w:spacing w:line="259" w:lineRule="auto" w:after="60"/>
+      </w:pPr>
+    </w:p>
     <w:p>
       <w:pPr>
         <w:pStyle w:val="Heading2"/>
+        <w:spacing w:line="259" w:lineRule="auto" w:after="60"/>
       </w:pPr>
       <w:r>
         <w:rPr>
@@ -454,6 +546,7 @@
     </w:p>
     <w:p>
       <w:pPr>
+        <w:spacing w:line="259" w:lineRule="auto" w:after="60"/>
         <w:jc w:val="left"/>
       </w:pPr>
       <w:r>
@@ -465,6 +558,7 @@
     </w:p>
     <w:p>
       <w:pPr>
+        <w:spacing w:line="259" w:lineRule="auto" w:after="60"/>
         <w:jc w:val="left"/>
       </w:pPr>
       <w:r>
@@ -482,6 +576,7 @@
     </w:p>
     <w:p>
       <w:pPr>
+        <w:spacing w:line="259" w:lineRule="auto" w:after="60"/>
         <w:jc w:val="left"/>
       </w:pPr>
       <w:r>
@@ -490,6 +585,7 @@
     </w:p>
     <w:p>
       <w:pPr>
+        <w:spacing w:line="259" w:lineRule="auto" w:after="60"/>
         <w:jc w:val="left"/>
       </w:pPr>
       <w:r>
@@ -514,10 +610,15 @@
         <w:t xml:space="preserve"> in einer Rate, spätestens 30 Tage nach Rechtskraft. Diese Regelung gilt nur, wenn dem Gläubiger kein Absonderungsrecht zusteht.</w:t>
       </w:r>
     </w:p>
-    <w:p/>
+    <w:p>
+      <w:pPr>
+        <w:spacing w:line="259" w:lineRule="auto" w:after="60"/>
+      </w:pPr>
+    </w:p>
     <w:p>
       <w:pPr>
         <w:pStyle w:val="Heading2"/>
+        <w:spacing w:line="259" w:lineRule="auto" w:after="60"/>
       </w:pPr>
       <w:r>
         <w:rPr>
@@ -528,6 +629,7 @@
     </w:p>
     <w:p>
       <w:pPr>
+        <w:spacing w:line="259" w:lineRule="auto" w:after="60"/>
         <w:jc w:val="left"/>
       </w:pPr>
       <w:r>
@@ -539,6 +641,7 @@
     </w:p>
     <w:p>
       <w:pPr>
+        <w:spacing w:line="259" w:lineRule="auto" w:after="60"/>
         <w:jc w:val="left"/>
       </w:pPr>
       <w:r>
@@ -547,6 +650,7 @@
     </w:p>
     <w:p>
       <w:pPr>
+        <w:spacing w:line="259" w:lineRule="auto" w:after="60"/>
         <w:jc w:val="left"/>
       </w:pPr>
       <w:r>
@@ -555,6 +659,7 @@
     </w:p>
     <w:p>
       <w:pPr>
+        <w:spacing w:line="259" w:lineRule="auto" w:after="60"/>
         <w:jc w:val="left"/>
       </w:pPr>
       <w:r>
@@ -563,6 +668,7 @@
     </w:p>
     <w:p>
       <w:pPr>
+        <w:spacing w:line="259" w:lineRule="auto" w:after="60"/>
         <w:jc w:val="left"/>
       </w:pPr>
       <w:r>
@@ -574,16 +680,22 @@
     </w:p>
     <w:p>
       <w:pPr>
+        <w:spacing w:line="259" w:lineRule="auto" w:after="60"/>
         <w:jc w:val="left"/>
       </w:pPr>
       <w:r>
         <w:t>Die rückständigen Sozialversicherungsbeiträge (Arbeitgeberanteile, gesamt ca. 70.000 Euro) sind Masseverbindlichkeiten, soweit sie nach Insolvenzeröffnung entstanden sind, und werden ungekürzt beglichen. Rückstände vor Eröffnung nehmen an Gruppe 4 teil (Planquote 55 %, Rate 1 nach 30 Tagen, Rate 2 nach 12 Monaten).</w:t>
       </w:r>
     </w:p>
-    <w:p/>
+    <w:p>
+      <w:pPr>
+        <w:spacing w:line="259" w:lineRule="auto" w:after="60"/>
+      </w:pPr>
+    </w:p>
     <w:p>
       <w:pPr>
         <w:pStyle w:val="Heading2"/>
+        <w:spacing w:line="259" w:lineRule="auto" w:after="60"/>
       </w:pPr>
       <w:r>
         <w:rPr>
@@ -594,6 +706,7 @@
     </w:p>
     <w:p>
       <w:pPr>
+        <w:spacing w:line="259" w:lineRule="auto" w:after="60"/>
         <w:jc w:val="left"/>
       </w:pPr>
       <w:r>
@@ -605,6 +718,7 @@
     </w:p>
     <w:p>
       <w:pPr>
+        <w:spacing w:line="259" w:lineRule="auto" w:after="60"/>
         <w:jc w:val="left"/>
       </w:pPr>
       <w:r>
@@ -613,6 +727,7 @@
     </w:p>
     <w:p>
       <w:pPr>
+        <w:spacing w:line="259" w:lineRule="auto" w:after="60"/>
         <w:jc w:val="left"/>
       </w:pPr>
       <w:r>
@@ -621,6 +736,7 @@
     </w:p>
     <w:p>
       <w:pPr>
+        <w:spacing w:line="259" w:lineRule="auto" w:after="60"/>
         <w:jc w:val="left"/>
       </w:pPr>
       <w:r>
@@ -645,10 +761,15 @@
         <w:t xml:space="preserve"> Sollte das Finanzamt die Steuerfreistellung ablehnen, ist zu prüfen, ob der Verzicht unter einer auflösenden Bedingung steht oder ob eine Steuernachzahlung in den Liquiditätsplan aufzunehmen ist.</w:t>
       </w:r>
     </w:p>
-    <w:p/>
+    <w:p>
+      <w:pPr>
+        <w:spacing w:line="259" w:lineRule="auto" w:after="60"/>
+      </w:pPr>
+    </w:p>
     <w:p>
       <w:pPr>
         <w:pStyle w:val="Heading2"/>
+        <w:spacing w:line="259" w:lineRule="auto" w:after="60"/>
       </w:pPr>
       <w:r>
         <w:rPr>
@@ -659,6 +780,7 @@
     </w:p>
     <w:p>
       <w:pPr>
+        <w:spacing w:line="259" w:lineRule="auto" w:after="60"/>
         <w:jc w:val="left"/>
       </w:pPr>
       <w:r>
@@ -670,6 +792,7 @@
     </w:p>
     <w:p>
       <w:pPr>
+        <w:spacing w:line="259" w:lineRule="auto" w:after="60"/>
         <w:jc w:val="left"/>
       </w:pPr>
       <w:r>
@@ -678,6 +801,7 @@
     </w:p>
     <w:p>
       <w:pPr>
+        <w:spacing w:line="259" w:lineRule="auto" w:after="60"/>
         <w:jc w:val="left"/>
       </w:pPr>
       <w:r>
@@ -686,16 +810,22 @@
     </w:p>
     <w:p>
       <w:pPr>
+        <w:spacing w:line="259" w:lineRule="auto" w:after="60"/>
         <w:jc w:val="left"/>
       </w:pPr>
       <w:r>
         <w:t>(3) Bei Nicht-Einbringung der Investor-Tranche (MAC-Ereignis) ist der Plan aufzuheben; die Schuldnerin hat unverzüglich Insolvenzantrag (Regelinsolvenz) zu stellen.</w:t>
       </w:r>
     </w:p>
-    <w:p/>
+    <w:p>
+      <w:pPr>
+        <w:spacing w:line="259" w:lineRule="auto" w:after="60"/>
+      </w:pPr>
+    </w:p>
     <w:p>
       <w:pPr>
         <w:pStyle w:val="Heading2"/>
+        <w:spacing w:line="259" w:lineRule="auto" w:after="60"/>
       </w:pPr>
       <w:r>
         <w:rPr>
@@ -706,6 +836,7 @@
     </w:p>
     <w:p>
       <w:pPr>
+        <w:spacing w:line="259" w:lineRule="auto" w:after="60"/>
         <w:jc w:val="left"/>
       </w:pPr>
       <w:r>
@@ -717,6 +848,7 @@
     </w:p>
     <w:p>
       <w:pPr>
+        <w:spacing w:line="259" w:lineRule="auto" w:after="60"/>
         <w:jc w:val="left"/>
       </w:pPr>
       <w:r>
@@ -725,6 +857,7 @@
     </w:p>
     <w:p>
       <w:pPr>
+        <w:spacing w:line="259" w:lineRule="auto" w:after="60"/>
         <w:jc w:val="left"/>
       </w:pPr>
       <w:r>
@@ -733,6 +866,7 @@
     </w:p>
     <w:p>
       <w:pPr>
+        <w:spacing w:line="259" w:lineRule="auto" w:after="60"/>
         <w:jc w:val="left"/>
       </w:pPr>
       <w:r>
@@ -741,6 +875,7 @@
     </w:p>
     <w:p>
       <w:pPr>
+        <w:spacing w:line="259" w:lineRule="auto" w:after="60"/>
         <w:jc w:val="left"/>
       </w:pPr>
       <w:r>
@@ -749,6 +884,7 @@
     </w:p>
     <w:p>
       <w:pPr>
+        <w:spacing w:line="259" w:lineRule="auto" w:after="60"/>
         <w:jc w:val="left"/>
       </w:pPr>
       <w:r>
@@ -760,15 +896,21 @@
     </w:p>
     <w:p>
       <w:pPr>
+        <w:spacing w:line="259" w:lineRule="auto" w:after="60"/>
         <w:jc w:val="left"/>
       </w:pPr>
       <w:r>
         <w:t>Mit vollständiger Zahlung aller Planraten und Ablauf der Überwachungsfrist gilt das Insolvenzverfahren als aufgehoben. Die Schuldnerin ist von weiteren Insolvenzforderungen nach § 254 InsO befreit.</w:t>
       </w:r>
     </w:p>
-    <w:p/>
     <w:p>
       <w:pPr>
+        <w:spacing w:line="259" w:lineRule="auto" w:after="60"/>
+      </w:pPr>
+    </w:p>
+    <w:p>
+      <w:pPr>
+        <w:spacing w:line="259" w:lineRule="auto" w:after="60"/>
         <w:jc w:val="left"/>
       </w:pPr>
       <w:r>
@@ -779,13 +921,58 @@
       </w:r>
     </w:p>
     <w:sectPr>
+      <w:headerReference w:type="default" r:id="rId9"/>
+      <w:footerReference w:type="default" r:id="rId10"/>
       <w:pgSz w:w="11906" w:h="16838"/>
-      <w:pgMar w:top="1417" w:right="1417" w:bottom="1417" w:left="1417" w:header="720" w:footer="720" w:gutter="0"/>
+      <w:pgMar w:top="1191" w:right="1247" w:bottom="1134" w:left="1361" w:header="720" w:footer="720" w:gutter="0"/>
       <w:cols w:space="720"/>
       <w:docGrid w:linePitch="360"/>
     </w:sectPr>
   </w:body>
 </w:document>
+</file>
+
+<file path=word/footer1.xml><?xml version="1.0" encoding="utf-8"?>
+<w:ftr xmlns:m="http://schemas.openxmlformats.org/officeDocument/2006/math" xmlns:mc="http://schemas.openxmlformats.org/markup-compatibility/2006" xmlns:mo="http://schemas.microsoft.com/office/mac/office/2008/main" xmlns:mv="urn:schemas-microsoft-com:mac:vml" xmlns:o="urn:schemas-microsoft-com:office:office" xmlns:r="http://schemas.openxmlformats.org/officeDocument/2006/relationships" xmlns:v="urn:schemas-microsoft-com:vml" xmlns:w10="urn:schemas-microsoft-com:office:word" xmlns:w14="http://schemas.microsoft.com/office/word/2010/wordml" xmlns:w="http://schemas.openxmlformats.org/wordprocessingml/2006/main" xmlns:wne="http://schemas.microsoft.com/office/word/2006/wordml" xmlns:wp14="http://schemas.microsoft.com/office/word/2010/wordprocessingDrawing" xmlns:wp="http://schemas.openxmlformats.org/drawingml/2006/wordprocessingDrawing" xmlns:wpc="http://schemas.microsoft.com/office/word/2010/wordprocessingCanvas" xmlns:wpg="http://schemas.microsoft.com/office/word/2010/wordprocessingGroup" xmlns:wpi="http://schemas.microsoft.com/office/word/2010/wordprocessingInk" xmlns:wps="http://schemas.microsoft.com/office/word/2010/wordprocessingShape" mc:Ignorable="w14 wp14">
+  <w:p>
+    <w:pPr>
+      <w:pStyle w:val="Footer"/>
+      <w:jc w:val="left"/>
+    </w:pPr>
+    <w:r/>
+    <w:r>
+      <w:rPr>
+        <w:rFonts w:ascii="Times New Roman" w:hAnsi="Times New Roman"/>
+        <w:b w:val="0"/>
+        <w:color w:val="777777"/>
+        <w:sz w:val="17"/>
+      </w:rPr>
+      <w:t>Vertraulich | Bearbeitungsstand Juli 2026 | nur zur Aktenbearbeitung</w:t>
+    </w:r>
+  </w:p>
+</w:ftr>
+</file>
+
+<file path=word/header1.xml><?xml version="1.0" encoding="utf-8"?>
+<w:hdr xmlns:m="http://schemas.openxmlformats.org/officeDocument/2006/math" xmlns:mc="http://schemas.openxmlformats.org/markup-compatibility/2006" xmlns:mo="http://schemas.microsoft.com/office/mac/office/2008/main" xmlns:mv="urn:schemas-microsoft-com:mac:vml" xmlns:o="urn:schemas-microsoft-com:office:office" xmlns:r="http://schemas.openxmlformats.org/officeDocument/2006/relationships" xmlns:v="urn:schemas-microsoft-com:vml" xmlns:w10="urn:schemas-microsoft-com:office:word" xmlns:w14="http://schemas.microsoft.com/office/word/2010/wordml" xmlns:w="http://schemas.openxmlformats.org/wordprocessingml/2006/main" xmlns:wne="http://schemas.microsoft.com/office/word/2006/wordml" xmlns:wp14="http://schemas.microsoft.com/office/word/2010/wordprocessingDrawing" xmlns:wp="http://schemas.openxmlformats.org/drawingml/2006/wordprocessingDrawing" xmlns:wpc="http://schemas.microsoft.com/office/word/2010/wordprocessingCanvas" xmlns:wpg="http://schemas.microsoft.com/office/word/2010/wordprocessingGroup" xmlns:wpi="http://schemas.microsoft.com/office/word/2010/wordprocessingInk" xmlns:wps="http://schemas.microsoft.com/office/word/2010/wordprocessingShape" mc:Ignorable="w14 wp14">
+  <w:p>
+    <w:pPr>
+      <w:pStyle w:val="Header"/>
+      <w:jc w:val="left"/>
+    </w:pPr>
+    <w:r/>
+    <w:r>
+      <w:rPr>
+        <w:rFonts w:ascii="Times New Roman" w:hAnsi="Times New Roman"/>
+        <w:b w:val="0"/>
+        <w:i w:val="0"/>
+        <w:color w:val="666666"/>
+        <w:sz w:val="17"/>
+      </w:rPr>
+      <w:t>Lindenhof und Partner mbB | Insolvenz- und Restrukturierungsakte | Bearbeitungsstand Juli 2026</w:t>
+    </w:r>
+  </w:p>
+</w:hdr>
 </file>
 
 <file path=word/numbering.xml><?xml version="1.0" encoding="utf-8"?>
@@ -1502,11 +1689,12 @@
       <w:contextualSpacing/>
     </w:pPr>
     <w:rPr>
-      <w:rFonts w:asciiTheme="majorHAnsi" w:eastAsiaTheme="majorEastAsia" w:hAnsiTheme="majorHAnsi" w:cstheme="majorBidi"/>
+      <w:rFonts w:asciiTheme="majorHAnsi" w:eastAsiaTheme="majorEastAsia" w:hAnsiTheme="majorHAnsi" w:cstheme="majorBidi" w:ascii="Times New Roman" w:hAnsi="Times New Roman"/>
+      <w:b/>
       <w:color w:val="17365D" w:themeColor="text2" w:themeShade="BF"/>
       <w:spacing w:val="5"/>
       <w:kern w:val="28"/>
-      <w:sz w:val="52"/>
+      <w:sz w:val="30"/>
       <w:szCs w:val="52"/>
     </w:rPr>
   </w:style>
